--- a/papers/TFP_Paper5_Flagship.docx
+++ b/papers/TFP_Paper5_Flagship.docx
@@ -4401,7 +4401,7 @@
           <w:color w:val="000000"/>
           <w:sz w:val="22"/>
         </w:rPr>
-        <w:t>Ollar, A. (2026a). Dual-memory dissociation in staged decision environments: A simulation study of the first pattern. Preprint submitted to Expert Systems with Applications.</w:t>
+        <w:t>Ollar, A. (2026a). Dual-memory dissociation in staged decision environments: A simulation study of the first pattern. Submitted to Expert Systems with Applications. Preprint: https://doi.org/10.5281/zenodo.18929188</w:t>
       </w:r>
     </w:p>
     <w:p>
@@ -4415,7 +4415,7 @@
           <w:color w:val="000000"/>
           <w:sz w:val="22"/>
         </w:rPr>
-        <w:t>Ollar, A. (2026b). Structured reseeding after failure: Cross-domain evidence for Q4B-driven recovery in the information emergence cycle. Zenodo. https://doi.org/10.5281/zenodo.18930571</w:t>
+        <w:t>Ollar, A. (2026b). Structured reseeding after failure: Asymmetric selection-transformation cycles in macroeconomic, biological, and cognitive systems. Zenodo. https://doi.org/10.5281/zenodo.19157916</w:t>
       </w:r>
     </w:p>
     <w:p>
@@ -4429,7 +4429,7 @@
           <w:color w:val="000000"/>
           <w:sz w:val="22"/>
         </w:rPr>
-        <w:t>Ollar, A. (2026c). Battery degradation attribution through information-theoretic operator decomposition: Cross-dataset dissociation evidence. Preprint submitted to Journal of Power Sources.</w:t>
+        <w:t>Ollar, A. (2026c). Battery degradation attribution through information-theoretic operator decomposition: Cross-dataset dissociation evidence. Submitted to Journal of Power Sources. Preprint: https://doi.org/10.5281/zenodo.18809446</w:t>
       </w:r>
     </w:p>
     <w:p>

--- a/papers/TFP_Paper5_Flagship.docx
+++ b/papers/TFP_Paper5_Flagship.docx
@@ -196,7 +196,7 @@
           <w:color w:val="000000"/>
           <w:sz w:val="22"/>
         </w:rPr>
-        <w:t>The The First Pattern (TFP) framework (Ollar, 2026a, 2026b) proposes that adaptive processes cycle through four functional quadrants, collectively termed the Information Emergence Cycle (IEC). Each quadrant is associated with a specific operator describing the dominant mode of information flow:</w:t>
+        <w:t>The First Pattern (TFP) framework (Ollar, 2026a, 2026b) proposes that adaptive processes cycle through four functional quadrants, collectively termed the Information Emergence Cycle (IEC). Each quadrant is associated with a specific operator describing the dominant mode of information flow:</w:t>
       </w:r>
     </w:p>
     <w:p>

--- a/papers/TFP_Paper5_Flagship.docx
+++ b/papers/TFP_Paper5_Flagship.docx
@@ -253,14 +253,13 @@
     </w:p>
     <w:p>
       <w:pPr>
-        <w:spacing w:before="120" w:after="40"/>
         <w:jc w:val="center"/>
       </w:pPr>
       <w:r>
         <w:drawing>
           <wp:inline xmlns:a="http://schemas.openxmlformats.org/drawingml/2006/main" xmlns:pic="http://schemas.openxmlformats.org/drawingml/2006/picture">
             <wp:extent cx="4114800" cy="4114800"/>
-            <wp:docPr id="1" name="Picture 1"/>
+            <wp:docPr id="6" name="Picture 6"/>
             <wp:cNvGraphicFramePr>
               <a:graphicFrameLocks noChangeAspect="1"/>
             </wp:cNvGraphicFramePr>
@@ -272,7 +271,7 @@
                     <pic:cNvPicPr/>
                   </pic:nvPicPr>
                   <pic:blipFill>
-                    <a:blip r:embed="rId9"/>
+                    <a:blip r:embed="rId15"/>
                     <a:stretch>
                       <a:fillRect/>
                     </a:stretch>
